--- a/PHOCS-Docgentemplates/InvoiceTemplate.docx
+++ b/PHOCS-Docgentemplates/InvoiceTemplate.docx
@@ -426,8 +426,8 @@
       </w:tblPr>
       <w:tblGrid>
         <w:gridCol w:w="721"/>
-        <w:gridCol w:w="6808"/>
-        <w:gridCol w:w="4268"/>
+        <w:gridCol w:w="6717"/>
+        <w:gridCol w:w="4359"/>
       </w:tblGrid>
       <w:tr>
         <w:trPr>
@@ -460,7 +460,7 @@
         </w:tc>
         <w:tc>
           <w:tcPr>
-            <w:tcW w:w="6808" w:type="dxa"/>
+            <w:tcW w:w="6717" w:type="dxa"/>
             <w:shd w:val="clear" w:color="auto" w:fill="D9D9D9"/>
           </w:tcPr>
           <w:p>
@@ -500,7 +500,7 @@
         </w:tc>
         <w:tc>
           <w:tcPr>
-            <w:tcW w:w="4268" w:type="dxa"/>
+            <w:tcW w:w="4359" w:type="dxa"/>
             <w:shd w:val="clear" w:color="auto" w:fill="D9D9D9"/>
           </w:tcPr>
           <w:p>
@@ -527,7 +527,7 @@
       </w:tr>
       <w:tr>
         <w:trPr>
-          <w:trHeight w:val="1353"/>
+          <w:trHeight w:val="764"/>
         </w:trPr>
         <w:tc>
           <w:tcPr>
@@ -539,25 +539,22 @@
           <w:p>
             <w:pPr>
               <w:pStyle w:val="TableParagraph"/>
+              <w:numPr>
+                <w:ilvl w:val="0"/>
+                <w:numId w:val="1"/>
+              </w:numPr>
               <w:spacing w:before="1"/>
-              <w:ind w:left="0" w:right="54"/>
+              <w:ind w:right="54"/>
               <w:jc w:val="right"/>
               <w:rPr>
                 <w:sz w:val="24"/>
               </w:rPr>
             </w:pPr>
-            <w:r>
-              <w:rPr>
-                <w:spacing w:val="-5"/>
-                <w:sz w:val="24"/>
-              </w:rPr>
-              <w:t>1.</w:t>
-            </w:r>
           </w:p>
         </w:tc>
         <w:tc>
           <w:tcPr>
-            <w:tcW w:w="6808" w:type="dxa"/>
+            <w:tcW w:w="6717" w:type="dxa"/>
             <w:tcBorders>
               <w:left w:val="single" w:sz="12" w:space="0" w:color="000000"/>
               <w:right w:val="single" w:sz="12" w:space="0" w:color="000000"/>
@@ -602,7 +599,7 @@
         </w:tc>
         <w:tc>
           <w:tcPr>
-            <w:tcW w:w="4268" w:type="dxa"/>
+            <w:tcW w:w="4359" w:type="dxa"/>
             <w:tcBorders>
               <w:left w:val="single" w:sz="12" w:space="0" w:color="000000"/>
             </w:tcBorders>
@@ -611,6 +608,7 @@
             <w:pPr>
               <w:pStyle w:val="TableParagraph"/>
               <w:spacing w:before="3" w:line="237" w:lineRule="auto"/>
+              <w:jc w:val="right"/>
               <w:rPr>
                 <w:spacing w:val="-2"/>
                 <w:sz w:val="24"/>
@@ -655,6 +653,7 @@
             <w:pPr>
               <w:pStyle w:val="TableParagraph"/>
               <w:spacing w:before="3" w:line="237" w:lineRule="auto"/>
+              <w:jc w:val="right"/>
               <w:rPr>
                 <w:sz w:val="24"/>
               </w:rPr>
@@ -698,7 +697,7 @@
         </w:trPr>
         <w:tc>
           <w:tcPr>
-            <w:tcW w:w="7529" w:type="dxa"/>
+            <w:tcW w:w="7438" w:type="dxa"/>
             <w:gridSpan w:val="2"/>
             <w:tcBorders>
               <w:top w:val="single" w:sz="12" w:space="0" w:color="000000"/>
@@ -717,7 +716,7 @@
         </w:tc>
         <w:tc>
           <w:tcPr>
-            <w:tcW w:w="4268" w:type="dxa"/>
+            <w:tcW w:w="4359" w:type="dxa"/>
             <w:tcBorders>
               <w:top w:val="single" w:sz="12" w:space="0" w:color="000000"/>
               <w:left w:val="single" w:sz="12" w:space="0" w:color="000000"/>
@@ -732,6 +731,7 @@
               </w:tabs>
               <w:spacing w:line="242" w:lineRule="auto"/>
               <w:ind w:right="364"/>
+              <w:jc w:val="right"/>
               <w:rPr>
                 <w:b/>
                 <w:sz w:val="24"/>
@@ -742,7 +742,35 @@
                 <w:b/>
                 <w:sz w:val="24"/>
               </w:rPr>
-              <w:t xml:space="preserve">Total </w:t>
+              <w:t xml:space="preserve"> </w:t>
+            </w:r>
+            <w:r>
+              <w:rPr>
+                <w:b/>
+                <w:sz w:val="24"/>
+              </w:rPr>
+              <w:t>Total Due:</w:t>
+            </w:r>
+            <w:r>
+              <w:rPr>
+                <w:b/>
+                <w:sz w:val="24"/>
+              </w:rPr>
+              <w:t xml:space="preserve"> </w:t>
+            </w:r>
+            <w:r>
+              <w:rPr>
+                <w:b/>
+                <w:sz w:val="24"/>
+              </w:rPr>
+              <w:t xml:space="preserve">     </w:t>
+            </w:r>
+            <w:r>
+              <w:rPr>
+                <w:b/>
+                <w:sz w:val="24"/>
+              </w:rPr>
+              <w:t xml:space="preserve"> </w:t>
             </w:r>
             <w:proofErr w:type="gramStart"/>
             <w:r>
@@ -750,25 +778,33 @@
                 <w:b/>
                 <w:sz w:val="24"/>
               </w:rPr>
-              <w:t>Due:</w:t>
-            </w:r>
-            <w:r>
-              <w:rPr>
-                <w:b/>
-                <w:sz w:val="24"/>
-              </w:rPr>
               <w:t xml:space="preserve"> </w:t>
             </w:r>
             <w:r>
               <w:rPr>
                 <w:b/>
+                <w:sz w:val="24"/>
+              </w:rPr>
+              <w:t xml:space="preserve">  </w:t>
+            </w:r>
+            <w:r>
+              <w:rPr>
+                <w:b/>
                 <w:spacing w:val="-2"/>
                 <w:sz w:val="24"/>
               </w:rPr>
-              <w:t>{{</w:t>
+              <w:t>{</w:t>
+            </w:r>
+            <w:proofErr w:type="gramEnd"/>
+            <w:r>
+              <w:rPr>
+                <w:b/>
+                <w:spacing w:val="-2"/>
+                <w:sz w:val="24"/>
+              </w:rPr>
+              <w:t>{</w:t>
             </w:r>
             <w:proofErr w:type="spellStart"/>
-            <w:proofErr w:type="gramEnd"/>
             <w:r>
               <w:rPr>
                 <w:b/>
@@ -800,7 +836,7 @@
     </w:tbl>
     <w:p/>
     <w:sectPr>
-      <w:footerReference w:type="default" r:id="rId6"/>
+      <w:footerReference w:type="default" r:id="rId7"/>
       <w:type w:val="continuous"/>
       <w:pgSz w:w="12240" w:h="15840"/>
       <w:pgMar w:top="640" w:right="120" w:bottom="1300" w:left="100" w:header="0" w:footer="1106" w:gutter="0"/>
@@ -847,15 +883,15 @@
       <mc:AlternateContent>
         <mc:Choice Requires="wps">
           <w:drawing>
-            <wp:anchor distT="0" distB="0" distL="0" distR="0" simplePos="0" relativeHeight="487541760" behindDoc="1" locked="0" layoutInCell="1" allowOverlap="1" wp14:anchorId="47A12B50" wp14:editId="0D0785F1">
+            <wp:anchor distT="0" distB="0" distL="0" distR="0" simplePos="0" relativeHeight="487541760" behindDoc="1" locked="0" layoutInCell="1" allowOverlap="1" wp14:anchorId="47A12B50" wp14:editId="2DA7C41E">
               <wp:simplePos x="0" y="0"/>
               <wp:positionH relativeFrom="page">
-                <wp:posOffset>3510026</wp:posOffset>
+                <wp:posOffset>3270250</wp:posOffset>
               </wp:positionH>
               <wp:positionV relativeFrom="page">
-                <wp:posOffset>9216483</wp:posOffset>
+                <wp:posOffset>9213850</wp:posOffset>
               </wp:positionV>
-              <wp:extent cx="729615" cy="211454"/>
+              <wp:extent cx="970915" cy="184150"/>
               <wp:effectExtent l="0" t="0" r="0" b="0"/>
               <wp:wrapNone/>
               <wp:docPr id="1" name="Textbox 1"/>
@@ -871,7 +907,7 @@
                     <wps:spPr>
                       <a:xfrm>
                         <a:off x="0" y="0"/>
-                        <a:ext cx="729615" cy="211454"/>
+                        <a:ext cx="970915" cy="184150"/>
                       </a:xfrm>
                       <a:prstGeom prst="rect">
                         <a:avLst/>
@@ -879,58 +915,103 @@
                     </wps:spPr>
                     <wps:txbx>
                       <w:txbxContent>
+                        <w:sdt>
+                          <w:sdtPr>
+                            <w:id w:val="88122671"/>
+                            <w:docPartObj>
+                              <w:docPartGallery w:val="Page Numbers (Bottom of Page)"/>
+                              <w:docPartUnique/>
+                            </w:docPartObj>
+                          </w:sdtPr>
+                          <w:sdtEndPr>
+                            <w:rPr>
+                              <w:noProof/>
+                            </w:rPr>
+                          </w:sdtEndPr>
+                          <w:sdtContent>
+                            <w:p>
+                              <w:pPr>
+                                <w:pStyle w:val="Footer"/>
+                                <w:jc w:val="center"/>
+                              </w:pPr>
+                              <w:r>
+                                <w:t xml:space="preserve">Page </w:t>
+                              </w:r>
+                              <w:r>
+                                <w:rPr>
+                                  <w:noProof/>
+                                </w:rPr>
+                                <w:fldChar w:fldCharType="begin"/>
+                              </w:r>
+                              <w:r>
+                                <w:rPr>
+                                  <w:noProof/>
+                                </w:rPr>
+                                <w:instrText xml:space="preserve"> PAGE  \* Arabic  \* MERGEFORMAT </w:instrText>
+                              </w:r>
+                              <w:r>
+                                <w:rPr>
+                                  <w:noProof/>
+                                </w:rPr>
+                                <w:fldChar w:fldCharType="separate"/>
+                              </w:r>
+                              <w:r>
+                                <w:rPr>
+                                  <w:noProof/>
+                                </w:rPr>
+                                <w:t>1</w:t>
+                              </w:r>
+                              <w:r>
+                                <w:rPr>
+                                  <w:noProof/>
+                                </w:rPr>
+                                <w:fldChar w:fldCharType="end"/>
+                              </w:r>
+                              <w:r>
+                                <w:rPr>
+                                  <w:noProof/>
+                                </w:rPr>
+                                <w:t xml:space="preserve"> of </w:t>
+                              </w:r>
+                              <w:r>
+                                <w:rPr>
+                                  <w:noProof/>
+                                </w:rPr>
+                                <w:fldChar w:fldCharType="begin"/>
+                              </w:r>
+                              <w:r>
+                                <w:rPr>
+                                  <w:noProof/>
+                                </w:rPr>
+                                <w:instrText xml:space="preserve"> NUMPAGES  \* Arabic  \* MERGEFORMAT </w:instrText>
+                              </w:r>
+                              <w:r>
+                                <w:rPr>
+                                  <w:noProof/>
+                                </w:rPr>
+                                <w:fldChar w:fldCharType="separate"/>
+                              </w:r>
+                              <w:r>
+                                <w:rPr>
+                                  <w:noProof/>
+                                </w:rPr>
+                                <w:t>1</w:t>
+                              </w:r>
+                              <w:r>
+                                <w:rPr>
+                                  <w:noProof/>
+                                </w:rPr>
+                                <w:fldChar w:fldCharType="end"/>
+                              </w:r>
+                            </w:p>
+                          </w:sdtContent>
+                        </w:sdt>
                         <w:p>
                           <w:pPr>
                             <w:pStyle w:val="BodyText"/>
                             <w:spacing w:before="17"/>
                             <w:ind w:left="20"/>
                           </w:pPr>
-                          <w:r>
-                            <w:rPr>
-                              <w:w w:val="105"/>
-                            </w:rPr>
-                            <w:t>Page</w:t>
-                          </w:r>
-                          <w:r>
-                            <w:rPr>
-                              <w:spacing w:val="-12"/>
-                              <w:w w:val="105"/>
-                            </w:rPr>
-                            <w:t xml:space="preserve"> </w:t>
-                          </w:r>
-                          <w:r>
-                            <w:rPr>
-                              <w:w w:val="105"/>
-                            </w:rPr>
-                            <w:t>1</w:t>
-                          </w:r>
-                          <w:r>
-                            <w:rPr>
-                              <w:spacing w:val="-9"/>
-                              <w:w w:val="105"/>
-                            </w:rPr>
-                            <w:t xml:space="preserve"> </w:t>
-                          </w:r>
-                          <w:r>
-                            <w:rPr>
-                              <w:w w:val="105"/>
-                            </w:rPr>
-                            <w:t>of</w:t>
-                          </w:r>
-                          <w:r>
-                            <w:rPr>
-                              <w:spacing w:val="-12"/>
-                              <w:w w:val="105"/>
-                            </w:rPr>
-                            <w:t xml:space="preserve"> </w:t>
-                          </w:r>
-                          <w:r>
-                            <w:rPr>
-                              <w:spacing w:val="-10"/>
-                              <w:w w:val="105"/>
-                            </w:rPr>
-                            <w:t>1</w:t>
-                          </w:r>
                         </w:p>
                       </w:txbxContent>
                     </wps:txbx>
@@ -940,6 +1021,12 @@
                   </wps:wsp>
                 </a:graphicData>
               </a:graphic>
+              <wp14:sizeRelH relativeFrom="margin">
+                <wp14:pctWidth>0</wp14:pctWidth>
+              </wp14:sizeRelH>
+              <wp14:sizeRelV relativeFrom="margin">
+                <wp14:pctHeight>0</wp14:pctHeight>
+              </wp14:sizeRelV>
             </wp:anchor>
           </w:drawing>
         </mc:Choice>
@@ -949,61 +1036,106 @@
               <v:stroke joinstyle="miter"/>
               <v:path gradientshapeok="t" o:connecttype="rect"/>
             </v:shapetype>
-            <v:shape id="Textbox 1" o:spid="_x0000_s1026" type="#_x0000_t202" style="position:absolute;margin-left:276.4pt;margin-top:725.7pt;width:57.45pt;height:16.65pt;z-index:-15774720;visibility:visible;mso-wrap-style:square;mso-wrap-distance-left:0;mso-wrap-distance-top:0;mso-wrap-distance-right:0;mso-wrap-distance-bottom:0;mso-position-horizontal:absolute;mso-position-horizontal-relative:page;mso-position-vertical:absolute;mso-position-vertical-relative:page;v-text-anchor:top" o:gfxdata="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" filled="f" stroked="f">
+            <v:shape id="Textbox 1" o:spid="_x0000_s1026" type="#_x0000_t202" style="position:absolute;margin-left:257.5pt;margin-top:725.5pt;width:76.45pt;height:14.5pt;z-index:-15774720;visibility:visible;mso-wrap-style:square;mso-width-percent:0;mso-height-percent:0;mso-wrap-distance-left:0;mso-wrap-distance-top:0;mso-wrap-distance-right:0;mso-wrap-distance-bottom:0;mso-position-horizontal:absolute;mso-position-horizontal-relative:page;mso-position-vertical:absolute;mso-position-vertical-relative:page;mso-width-percent:0;mso-height-percent:0;mso-width-relative:margin;mso-height-relative:margin;v-text-anchor:top" o:gfxdata="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" filled="f" stroked="f">
               <v:textbox inset="0,0,0,0">
                 <w:txbxContent>
+                  <w:sdt>
+                    <w:sdtPr>
+                      <w:id w:val="88122671"/>
+                      <w:docPartObj>
+                        <w:docPartGallery w:val="Page Numbers (Bottom of Page)"/>
+                        <w:docPartUnique/>
+                      </w:docPartObj>
+                    </w:sdtPr>
+                    <w:sdtEndPr>
+                      <w:rPr>
+                        <w:noProof/>
+                      </w:rPr>
+                    </w:sdtEndPr>
+                    <w:sdtContent>
+                      <w:p>
+                        <w:pPr>
+                          <w:pStyle w:val="Footer"/>
+                          <w:jc w:val="center"/>
+                        </w:pPr>
+                        <w:r>
+                          <w:t xml:space="preserve">Page </w:t>
+                        </w:r>
+                        <w:r>
+                          <w:rPr>
+                            <w:noProof/>
+                          </w:rPr>
+                          <w:fldChar w:fldCharType="begin"/>
+                        </w:r>
+                        <w:r>
+                          <w:rPr>
+                            <w:noProof/>
+                          </w:rPr>
+                          <w:instrText xml:space="preserve"> PAGE  \* Arabic  \* MERGEFORMAT </w:instrText>
+                        </w:r>
+                        <w:r>
+                          <w:rPr>
+                            <w:noProof/>
+                          </w:rPr>
+                          <w:fldChar w:fldCharType="separate"/>
+                        </w:r>
+                        <w:r>
+                          <w:rPr>
+                            <w:noProof/>
+                          </w:rPr>
+                          <w:t>1</w:t>
+                        </w:r>
+                        <w:r>
+                          <w:rPr>
+                            <w:noProof/>
+                          </w:rPr>
+                          <w:fldChar w:fldCharType="end"/>
+                        </w:r>
+                        <w:r>
+                          <w:rPr>
+                            <w:noProof/>
+                          </w:rPr>
+                          <w:t xml:space="preserve"> of </w:t>
+                        </w:r>
+                        <w:r>
+                          <w:rPr>
+                            <w:noProof/>
+                          </w:rPr>
+                          <w:fldChar w:fldCharType="begin"/>
+                        </w:r>
+                        <w:r>
+                          <w:rPr>
+                            <w:noProof/>
+                          </w:rPr>
+                          <w:instrText xml:space="preserve"> NUMPAGES  \* Arabic  \* MERGEFORMAT </w:instrText>
+                        </w:r>
+                        <w:r>
+                          <w:rPr>
+                            <w:noProof/>
+                          </w:rPr>
+                          <w:fldChar w:fldCharType="separate"/>
+                        </w:r>
+                        <w:r>
+                          <w:rPr>
+                            <w:noProof/>
+                          </w:rPr>
+                          <w:t>1</w:t>
+                        </w:r>
+                        <w:r>
+                          <w:rPr>
+                            <w:noProof/>
+                          </w:rPr>
+                          <w:fldChar w:fldCharType="end"/>
+                        </w:r>
+                      </w:p>
+                    </w:sdtContent>
+                  </w:sdt>
                   <w:p>
                     <w:pPr>
                       <w:pStyle w:val="BodyText"/>
                       <w:spacing w:before="17"/>
                       <w:ind w:left="20"/>
                     </w:pPr>
-                    <w:r>
-                      <w:rPr>
-                        <w:w w:val="105"/>
-                      </w:rPr>
-                      <w:t>Page</w:t>
-                    </w:r>
-                    <w:r>
-                      <w:rPr>
-                        <w:spacing w:val="-12"/>
-                        <w:w w:val="105"/>
-                      </w:rPr>
-                      <w:t xml:space="preserve"> </w:t>
-                    </w:r>
-                    <w:r>
-                      <w:rPr>
-                        <w:w w:val="105"/>
-                      </w:rPr>
-                      <w:t>1</w:t>
-                    </w:r>
-                    <w:r>
-                      <w:rPr>
-                        <w:spacing w:val="-9"/>
-                        <w:w w:val="105"/>
-                      </w:rPr>
-                      <w:t xml:space="preserve"> </w:t>
-                    </w:r>
-                    <w:r>
-                      <w:rPr>
-                        <w:w w:val="105"/>
-                      </w:rPr>
-                      <w:t>of</w:t>
-                    </w:r>
-                    <w:r>
-                      <w:rPr>
-                        <w:spacing w:val="-12"/>
-                        <w:w w:val="105"/>
-                      </w:rPr>
-                      <w:t xml:space="preserve"> </w:t>
-                    </w:r>
-                    <w:r>
-                      <w:rPr>
-                        <w:spacing w:val="-10"/>
-                        <w:w w:val="105"/>
-                      </w:rPr>
-                      <w:t>1</w:t>
-                    </w:r>
                   </w:p>
                 </w:txbxContent>
               </v:textbox>
@@ -1034,6 +1166,100 @@
     </w:p>
   </w:footnote>
 </w:footnotes>
+</file>
+
+<file path=word/numbering.xml><?xml version="1.0" encoding="utf-8"?>
+<w:numbering xmlns:wpc="http://schemas.microsoft.com/office/word/2010/wordprocessingCanvas" xmlns:cx="http://schemas.microsoft.com/office/drawing/2014/chartex" xmlns:cx1="http://schemas.microsoft.com/office/drawing/2015/9/8/chartex" xmlns:cx2="http://schemas.microsoft.com/office/drawing/2015/10/21/chartex" xmlns:cx3="http://schemas.microsoft.com/office/drawing/2016/5/9/chartex" xmlns:cx4="http://schemas.microsoft.com/office/drawing/2016/5/10/chartex" xmlns:cx5="http://schemas.microsoft.com/office/drawing/2016/5/11/chartex" xmlns:cx6="http://schemas.microsoft.com/office/drawing/2016/5/12/chartex" xmlns:cx7="http://schemas.microsoft.com/office/drawing/2016/5/13/chartex" xmlns:cx8="http://schemas.microsoft.com/office/drawing/2016/5/14/chartex" xmlns:mc="http://schemas.openxmlformats.org/markup-compatibility/2006" xmlns:aink="http://schemas.microsoft.com/office/drawing/2016/ink" xmlns:am3d="http://schemas.microsoft.com/office/drawing/2017/model3d" xmlns:o="urn:schemas-microsoft-com:office:office" xmlns:oel="http://schemas.microsoft.com/office/2019/extlst" xmlns:r="http://schemas.openxmlformats.org/officeDocument/2006/relationships" xmlns:m="http://schemas.openxmlformats.org/officeDocument/2006/math" xmlns:v="urn:schemas-microsoft-com:vml" xmlns:wp14="http://schemas.microsoft.com/office/word/2010/wordprocessingDrawing" xmlns:wp="http://schemas.openxmlformats.org/drawingml/2006/wordprocessingDrawing" xmlns:w10="urn:schemas-microsoft-com:office:word" xmlns:w="http://schemas.openxmlformats.org/wordprocessingml/2006/main" xmlns:w14="http://schemas.microsoft.com/office/word/2010/wordml" xmlns:w15="http://schemas.microsoft.com/office/word/2012/wordml" xmlns:w16cex="http://schemas.microsoft.com/office/word/2018/wordml/cex" xmlns:w16cid="http://schemas.microsoft.com/office/word/2016/wordml/cid" xmlns:w16="http://schemas.microsoft.com/office/word/2018/wordml" xmlns:w16du="http://schemas.microsoft.com/office/word/2023/wordml/word16du" xmlns:w16sdtdh="http://schemas.microsoft.com/office/word/2020/wordml/sdtdatahash" xmlns:w16sdtfl="http://schemas.microsoft.com/office/word/2024/wordml/sdtformatlock" xmlns:w16se="http://schemas.microsoft.com/office/word/2015/wordml/symex" xmlns:wpg="http://schemas.microsoft.com/office/word/2010/wordprocessingGroup" xmlns:wpi="http://schemas.microsoft.com/office/word/2010/wordprocessingInk" xmlns:wne="http://schemas.microsoft.com/office/word/2006/wordml" xmlns:wps="http://schemas.microsoft.com/office/word/2010/wordprocessingShape" mc:Ignorable="w14 w15 w16se w16cid w16 w16cex w16sdtdh w16sdtfl w16du wp14">
+  <w:abstractNum w:abstractNumId="0" w15:restartNumberingAfterBreak="0">
+    <w:nsid w:val="6C717F85"/>
+    <w:multiLevelType w:val="hybridMultilevel"/>
+    <w:tmpl w:val="B3740BF6"/>
+    <w:lvl w:ilvl="0" w:tplc="0409000F">
+      <w:start w:val="1"/>
+      <w:numFmt w:val="decimal"/>
+      <w:lvlText w:val="%1."/>
+      <w:lvlJc w:val="left"/>
+      <w:pPr>
+        <w:ind w:left="720" w:hanging="360"/>
+      </w:pPr>
+    </w:lvl>
+    <w:lvl w:ilvl="1" w:tplc="04090019" w:tentative="1">
+      <w:start w:val="1"/>
+      <w:numFmt w:val="lowerLetter"/>
+      <w:lvlText w:val="%2."/>
+      <w:lvlJc w:val="left"/>
+      <w:pPr>
+        <w:ind w:left="1440" w:hanging="360"/>
+      </w:pPr>
+    </w:lvl>
+    <w:lvl w:ilvl="2" w:tplc="0409001B" w:tentative="1">
+      <w:start w:val="1"/>
+      <w:numFmt w:val="lowerRoman"/>
+      <w:lvlText w:val="%3."/>
+      <w:lvlJc w:val="right"/>
+      <w:pPr>
+        <w:ind w:left="2160" w:hanging="180"/>
+      </w:pPr>
+    </w:lvl>
+    <w:lvl w:ilvl="3" w:tplc="0409000F" w:tentative="1">
+      <w:start w:val="1"/>
+      <w:numFmt w:val="decimal"/>
+      <w:lvlText w:val="%4."/>
+      <w:lvlJc w:val="left"/>
+      <w:pPr>
+        <w:ind w:left="2880" w:hanging="360"/>
+      </w:pPr>
+    </w:lvl>
+    <w:lvl w:ilvl="4" w:tplc="04090019" w:tentative="1">
+      <w:start w:val="1"/>
+      <w:numFmt w:val="lowerLetter"/>
+      <w:lvlText w:val="%5."/>
+      <w:lvlJc w:val="left"/>
+      <w:pPr>
+        <w:ind w:left="3600" w:hanging="360"/>
+      </w:pPr>
+    </w:lvl>
+    <w:lvl w:ilvl="5" w:tplc="0409001B" w:tentative="1">
+      <w:start w:val="1"/>
+      <w:numFmt w:val="lowerRoman"/>
+      <w:lvlText w:val="%6."/>
+      <w:lvlJc w:val="right"/>
+      <w:pPr>
+        <w:ind w:left="4320" w:hanging="180"/>
+      </w:pPr>
+    </w:lvl>
+    <w:lvl w:ilvl="6" w:tplc="0409000F" w:tentative="1">
+      <w:start w:val="1"/>
+      <w:numFmt w:val="decimal"/>
+      <w:lvlText w:val="%7."/>
+      <w:lvlJc w:val="left"/>
+      <w:pPr>
+        <w:ind w:left="5040" w:hanging="360"/>
+      </w:pPr>
+    </w:lvl>
+    <w:lvl w:ilvl="7" w:tplc="04090019" w:tentative="1">
+      <w:start w:val="1"/>
+      <w:numFmt w:val="lowerLetter"/>
+      <w:lvlText w:val="%8."/>
+      <w:lvlJc w:val="left"/>
+      <w:pPr>
+        <w:ind w:left="5760" w:hanging="360"/>
+      </w:pPr>
+    </w:lvl>
+    <w:lvl w:ilvl="8" w:tplc="0409001B" w:tentative="1">
+      <w:start w:val="1"/>
+      <w:numFmt w:val="lowerRoman"/>
+      <w:lvlText w:val="%9."/>
+      <w:lvlJc w:val="right"/>
+      <w:pPr>
+        <w:ind w:left="6480" w:hanging="180"/>
+      </w:pPr>
+    </w:lvl>
+  </w:abstractNum>
+  <w:num w:numId="1" w16cid:durableId="1449229546">
+    <w:abstractNumId w:val="0"/>
+  </w:num>
+</w:numbering>
 </file>
 
 <file path=word/styles.xml><?xml version="1.0" encoding="utf-8"?>
@@ -1507,6 +1733,54 @@
       <w:ind w:left="94"/>
     </w:pPr>
   </w:style>
+  <w:style w:type="paragraph" w:styleId="Header">
+    <w:name w:val="header"/>
+    <w:basedOn w:val="Normal"/>
+    <w:link w:val="HeaderChar"/>
+    <w:uiPriority w:val="99"/>
+    <w:unhideWhenUsed/>
+    <w:rsid w:val="007C52C1"/>
+    <w:pPr>
+      <w:tabs>
+        <w:tab w:val="center" w:pos="4680"/>
+        <w:tab w:val="right" w:pos="9360"/>
+      </w:tabs>
+    </w:pPr>
+  </w:style>
+  <w:style w:type="character" w:customStyle="1" w:styleId="HeaderChar">
+    <w:name w:val="Header Char"/>
+    <w:basedOn w:val="DefaultParagraphFont"/>
+    <w:link w:val="Header"/>
+    <w:uiPriority w:val="99"/>
+    <w:rsid w:val="007C52C1"/>
+    <w:rPr>
+      <w:rFonts w:ascii="Calibri" w:eastAsia="Calibri" w:hAnsi="Calibri" w:cs="Calibri"/>
+    </w:rPr>
+  </w:style>
+  <w:style w:type="paragraph" w:styleId="Footer">
+    <w:name w:val="footer"/>
+    <w:basedOn w:val="Normal"/>
+    <w:link w:val="FooterChar"/>
+    <w:uiPriority w:val="99"/>
+    <w:unhideWhenUsed/>
+    <w:rsid w:val="007C52C1"/>
+    <w:pPr>
+      <w:tabs>
+        <w:tab w:val="center" w:pos="4680"/>
+        <w:tab w:val="right" w:pos="9360"/>
+      </w:tabs>
+    </w:pPr>
+  </w:style>
+  <w:style w:type="character" w:customStyle="1" w:styleId="FooterChar">
+    <w:name w:val="Footer Char"/>
+    <w:basedOn w:val="DefaultParagraphFont"/>
+    <w:link w:val="Footer"/>
+    <w:uiPriority w:val="99"/>
+    <w:rsid w:val="007C52C1"/>
+    <w:rPr>
+      <w:rFonts w:ascii="Calibri" w:eastAsia="Calibri" w:hAnsi="Calibri" w:cs="Calibri"/>
+    </w:rPr>
+  </w:style>
 </w:styles>
 </file>
 
